--- a/BRISAS/Autorizacion.docx
+++ b/BRISAS/Autorizacion.docx
@@ -3,153 +3,51 @@
 <w:document xmlns:wpc="http://schemas.microsoft.com/office/word/2010/wordprocessingCanvas" xmlns:cx="http://schemas.microsoft.com/office/drawing/2014/chartex" xmlns:cx1="http://schemas.microsoft.com/office/drawing/2015/9/8/chartex" xmlns:cx2="http://schemas.microsoft.com/office/drawing/2015/10/21/chartex" xmlns:cx3="http://schemas.microsoft.com/office/drawing/2016/5/9/chartex" xmlns:cx4="http://schemas.microsoft.com/office/drawing/2016/5/10/chartex" xmlns:cx5="http://schemas.microsoft.com/office/drawing/2016/5/11/chartex" xmlns:cx6="http://schemas.microsoft.com/office/drawing/2016/5/12/chartex" xmlns:cx7="http://schemas.microsoft.com/office/drawing/2016/5/13/chartex" xmlns:cx8="http://schemas.microsoft.com/office/drawing/2016/5/14/chartex" xmlns:mc="http://schemas.openxmlformats.org/markup-compatibility/2006" xmlns:aink="http://schemas.microsoft.com/office/drawing/2016/ink" xmlns:am3d="http://schemas.microsoft.com/office/drawing/2017/model3d" xmlns:o="urn:schemas-microsoft-com:office:office" xmlns:oel="http://schemas.microsoft.com/office/2019/extlst" xmlns:r="http://schemas.openxmlformats.org/officeDocument/2006/relationships" xmlns:m="http://schemas.openxmlformats.org/officeDocument/2006/math" xmlns:v="urn:schemas-microsoft-com:vml" xmlns:wp14="http://schemas.microsoft.com/office/word/2010/wordprocessingDrawing" xmlns:wp="http://schemas.openxmlformats.org/drawingml/2006/wordprocessingDrawing" xmlns:w10="urn:schemas-microsoft-com:office:word" xmlns:w="http://schemas.openxmlformats.org/wordprocessingml/2006/main" xmlns:w14="http://schemas.microsoft.com/office/word/2010/wordml" xmlns:w15="http://schemas.microsoft.com/office/word/2012/wordml" xmlns:w16cex="http://schemas.microsoft.com/office/word/2018/wordml/cex" xmlns:w16cid="http://schemas.microsoft.com/office/word/2016/wordml/cid" xmlns:w16="http://schemas.microsoft.com/office/word/2018/wordml" xmlns:w16du="http://schemas.microsoft.com/office/word/2023/wordml/word16du" xmlns:w16sdtdh="http://schemas.microsoft.com/office/word/2020/wordml/sdtdatahash" xmlns:w16sdtfl="http://schemas.microsoft.com/office/word/2024/wordml/sdtformatlock" xmlns:w16se="http://schemas.microsoft.com/office/word/2015/wordml/symex" xmlns:wpg="http://schemas.microsoft.com/office/word/2010/wordprocessingGroup" xmlns:wpi="http://schemas.microsoft.com/office/word/2010/wordprocessingInk" xmlns:wne="http://schemas.microsoft.com/office/word/2006/wordml" xmlns:wps="http://schemas.microsoft.com/office/word/2010/wordprocessingShape" mc:Ignorable="w14 w15 w16se w16cid w16 w16cex w16sdtdh w16sdtfl w16du wp14">
   <w:body>
     <w:p>
-      <w:pPr>
-        <w:pStyle w:val="Textoindependiente"/>
-        <w:ind w:left="687"/>
-        <w:rPr>
-          <w:rFonts w:ascii="Times New Roman"/>
-          <w:sz w:val="20"/>
-        </w:rPr>
-      </w:pPr>
-      <w:r>
-        <w:rPr>
-          <w:rFonts w:ascii="Times New Roman"/>
+      <w:r>
+        <w:rPr>
           <w:noProof/>
-          <w:sz w:val="20"/>
-        </w:rPr>
-        <mc:AlternateContent>
-          <mc:Choice Requires="wpg">
-            <w:drawing>
-              <wp:inline distT="0" distB="0" distL="0" distR="0" wp14:anchorId="29C37417" wp14:editId="4A49590B">
-                <wp:extent cx="4519930" cy="2073910"/>
-                <wp:effectExtent l="0" t="0" r="0" b="2539"/>
-                <wp:docPr id="1" name="Group 1"/>
-                <wp:cNvGraphicFramePr>
-                  <a:graphicFrameLocks xmlns:a="http://schemas.openxmlformats.org/drawingml/2006/main"/>
-                </wp:cNvGraphicFramePr>
-                <a:graphic xmlns:a="http://schemas.openxmlformats.org/drawingml/2006/main">
-                  <a:graphicData uri="http://schemas.microsoft.com/office/word/2010/wordprocessingGroup">
-                    <wpg:wgp>
-                      <wpg:cNvGrpSpPr>
-                        <a:grpSpLocks/>
-                      </wpg:cNvGrpSpPr>
-                      <wpg:grpSpPr>
-                        <a:xfrm>
-                          <a:off x="0" y="0"/>
-                          <a:ext cx="4519930" cy="2073910"/>
-                          <a:chOff x="0" y="0"/>
-                          <a:chExt cx="4519930" cy="2073910"/>
-                        </a:xfrm>
-                      </wpg:grpSpPr>
-                      <pic:pic xmlns:pic="http://schemas.openxmlformats.org/drawingml/2006/picture">
-                        <pic:nvPicPr>
-                          <pic:cNvPr id="2" name="Image 2" descr="C:\Users\Particular\Desktop\NATI\CONSORCIOS RC\WhatsApp Image 2020-12-10 at 14.53.20.jpeg (Rectángulo)"/>
-                          <pic:cNvPicPr/>
-                        </pic:nvPicPr>
-                        <pic:blipFill>
-                          <a:blip r:embed="rId4" cstate="print"/>
-                          <a:stretch>
-                            <a:fillRect/>
-                          </a:stretch>
-                        </pic:blipFill>
-                        <pic:spPr>
-                          <a:xfrm>
-                            <a:off x="579196" y="15938"/>
-                            <a:ext cx="3451070" cy="1945489"/>
-                          </a:xfrm>
-                          <a:prstGeom prst="rect">
-                            <a:avLst/>
-                          </a:prstGeom>
-                        </pic:spPr>
-                      </pic:pic>
-                      <wps:wsp>
-                        <wps:cNvPr id="3" name="Graphic 3"/>
-                        <wps:cNvSpPr/>
-                        <wps:spPr>
-                          <a:xfrm>
-                            <a:off x="7937" y="7937"/>
-                            <a:ext cx="4504055" cy="2058035"/>
-                          </a:xfrm>
-                          <a:custGeom>
-                            <a:avLst/>
-                            <a:gdLst/>
-                            <a:ahLst/>
-                            <a:cxnLst/>
-                            <a:rect l="l" t="t" r="r" b="b"/>
-                            <a:pathLst>
-                              <a:path w="4504055" h="2058035">
-                                <a:moveTo>
-                                  <a:pt x="0" y="2058035"/>
-                                </a:moveTo>
-                                <a:lnTo>
-                                  <a:pt x="4504055" y="2058035"/>
-                                </a:lnTo>
-                                <a:lnTo>
-                                  <a:pt x="4504055" y="0"/>
-                                </a:lnTo>
-                                <a:lnTo>
-                                  <a:pt x="0" y="0"/>
-                                </a:lnTo>
-                                <a:lnTo>
-                                  <a:pt x="0" y="2058035"/>
-                                </a:lnTo>
-                                <a:close/>
-                              </a:path>
-                            </a:pathLst>
-                          </a:custGeom>
-                          <a:ln w="15875">
-                            <a:solidFill>
-                              <a:srgbClr val="000000"/>
-                            </a:solidFill>
-                            <a:prstDash val="solid"/>
-                          </a:ln>
-                        </wps:spPr>
-                        <wps:bodyPr wrap="square" lIns="0" tIns="0" rIns="0" bIns="0" rtlCol="0">
-                          <a:prstTxWarp prst="textNoShape">
-                            <a:avLst/>
-                          </a:prstTxWarp>
-                          <a:noAutofit/>
-                        </wps:bodyPr>
-                      </wps:wsp>
-                    </wpg:wgp>
-                  </a:graphicData>
-                </a:graphic>
-              </wp:inline>
-            </w:drawing>
-          </mc:Choice>
-          <mc:Fallback>
-            <w:pict>
-              <v:group w14:anchorId="299F3F6B" id="Group 1" o:spid="_x0000_s1026" style="width:355.9pt;height:163.3pt;mso-position-horizontal-relative:char;mso-position-vertical-relative:line" coordsize="45199,20739" o:gfxdata="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">
-                <v:shapetype id="_x0000_t75" coordsize="21600,21600" o:spt="75" o:preferrelative="t" path="m@4@5l@4@11@9@11@9@5xe" filled="f" stroked="f">
-                  <v:stroke joinstyle="miter"/>
-                  <v:formulas>
-                    <v:f eqn="if lineDrawn pixelLineWidth 0"/>
-                    <v:f eqn="sum @0 1 0"/>
-                    <v:f eqn="sum 0 0 @1"/>
-                    <v:f eqn="prod @2 1 2"/>
-                    <v:f eqn="prod @3 21600 pixelWidth"/>
-                    <v:f eqn="prod @3 21600 pixelHeight"/>
-                    <v:f eqn="sum @0 0 1"/>
-                    <v:f eqn="prod @6 1 2"/>
-                    <v:f eqn="prod @7 21600 pixelWidth"/>
-                    <v:f eqn="sum @8 21600 0"/>
-                    <v:f eqn="prod @7 21600 pixelHeight"/>
-                    <v:f eqn="sum @10 21600 0"/>
-                  </v:formulas>
-                  <v:path o:extrusionok="f" gradientshapeok="t" o:connecttype="rect"/>
-                  <o:lock v:ext="edit" aspectratio="t"/>
-                </v:shapetype>
-                <v:shape id="Image 2" o:spid="_x0000_s1027" type="#_x0000_t75" style="position:absolute;left:5791;top:159;width:34511;height:19455;visibility:visible;mso-wrap-style:square" o:gfxdata="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">
-                  <v:imagedata r:id="rId5" o:title="WhatsApp Image 2020-12-10 at 14.53.20"/>
-                </v:shape>
-                <v:shape id="Graphic 3" o:spid="_x0000_s1028" style="position:absolute;left:79;top:79;width:45040;height:20580;visibility:visible;mso-wrap-style:square;v-text-anchor:top" coordsize="4504055,2058035" o:gfxdata="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" path="m,2058035r4504055,l4504055,,,,,2058035xe" filled="f" strokeweight="1.25pt">
-                  <v:path arrowok="t"/>
-                </v:shape>
-                <w10:anchorlock/>
-              </v:group>
-            </w:pict>
-          </mc:Fallback>
-        </mc:AlternateContent>
+        </w:rPr>
+        <w:drawing>
+          <wp:inline distT="0" distB="0" distL="0" distR="0" wp14:anchorId="50B6EE35" wp14:editId="5C087122">
+            <wp:extent cx="5595035" cy="1988185"/>
+            <wp:effectExtent l="0" t="0" r="5715" b="0"/>
+            <wp:docPr id="143940751" name="Imagen 2"/>
+            <wp:cNvGraphicFramePr>
+              <a:graphicFrameLocks xmlns:a="http://schemas.openxmlformats.org/drawingml/2006/main" noChangeAspect="1"/>
+            </wp:cNvGraphicFramePr>
+            <a:graphic xmlns:a="http://schemas.openxmlformats.org/drawingml/2006/main">
+              <a:graphicData uri="http://schemas.openxmlformats.org/drawingml/2006/picture">
+                <pic:pic xmlns:pic="http://schemas.openxmlformats.org/drawingml/2006/picture">
+                  <pic:nvPicPr>
+                    <pic:cNvPr id="143940751" name="Imagen 143940751"/>
+                    <pic:cNvPicPr/>
+                  </pic:nvPicPr>
+                  <pic:blipFill>
+                    <a:blip r:embed="rId4" cstate="print">
+                      <a:extLst>
+                        <a:ext uri="{28A0092B-C50C-407E-A947-70E740481C1C}">
+                          <a14:useLocalDpi xmlns:a14="http://schemas.microsoft.com/office/drawing/2010/main" val="0"/>
+                        </a:ext>
+                      </a:extLst>
+                    </a:blip>
+                    <a:stretch>
+                      <a:fillRect/>
+                    </a:stretch>
+                  </pic:blipFill>
+                  <pic:spPr>
+                    <a:xfrm>
+                      <a:off x="0" y="0"/>
+                      <a:ext cx="5621378" cy="1997546"/>
+                    </a:xfrm>
+                    <a:prstGeom prst="rect">
+                      <a:avLst/>
+                    </a:prstGeom>
+                  </pic:spPr>
+                </pic:pic>
+              </a:graphicData>
+            </a:graphic>
+          </wp:inline>
+        </w:drawing>
       </w:r>
     </w:p>
     <w:p>
